--- a/cases/key-length/published/Key Length - Case Study.docx
+++ b/cases/key-length/published/Key Length - Case Study.docx
@@ -817,7 +817,7 @@
             <w:r>
               <w:t xml:space="preserve">NIST, Special Publication 800-131A Revision 2, "Transitioning the Use of Cryptographic Algorithms and Key Lengths" (</w:t>
             </w:r>
-            <w:hyperlink w:history="1" r:id="rIdw5fcls74_bojerilxyq2m">
+            <w:hyperlink w:history="1" r:id="rIdqehsk86brcblrxp3eo8vb">
               <w:r>
                 <w:rPr>
                   <w:rStyle w:val="Hyperlink"/>
@@ -874,7 +874,7 @@
       <w:r>
         <w:t xml:space="preserve">- </w:t>
       </w:r>
-      <w:hyperlink w:history="1" r:id="rIdw-4dududdl56b88n38u0t">
+      <w:hyperlink w:history="1" r:id="rIdx4r2chnnfed5pchutdri-">
         <w:r>
           <w:rPr>
             <w:rStyle w:val="Hyperlink"/>
@@ -893,7 +893,7 @@
       <w:r>
         <w:t xml:space="preserve">- </w:t>
       </w:r>
-      <w:hyperlink w:history="1" r:id="rId2b_kdaplhx0gn7qal6dnk">
+      <w:hyperlink w:history="1" r:id="rIdqj2wpul-dtj2lccykzgkv">
         <w:r>
           <w:rPr>
             <w:rStyle w:val="Hyperlink"/>
@@ -912,7 +912,7 @@
       <w:r>
         <w:t xml:space="preserve">- </w:t>
       </w:r>
-      <w:hyperlink w:history="1" r:id="rIdbzprap7ewotxxjj4qec3g">
+      <w:hyperlink w:history="1" r:id="rIdncjf6sp8avjdbpfwslfuw">
         <w:r>
           <w:rPr>
             <w:rStyle w:val="Hyperlink"/>
@@ -931,7 +931,7 @@
       <w:r>
         <w:t xml:space="preserve">- </w:t>
       </w:r>
-      <w:hyperlink w:history="1" r:id="rIdt3kwmwrymobd0kdnrtdth">
+      <w:hyperlink w:history="1" r:id="rIdihkxoikn5iwfsbbccvrwf">
         <w:r>
           <w:rPr>
             <w:rStyle w:val="Hyperlink"/>
